--- a/masters/return-exchange-request/return-exchange-request.docx
+++ b/masters/return-exchange-request/return-exchange-request.docx
@@ -4,7 +4,7 @@
   <w:body>
     <w:p>
       <w:pPr>
-        <w:spacing w:after="43" w:before="0" w:line="312" w:lineRule="auto"/>
+        <w:spacing w:after="45" w:before="0" w:line="312" w:lineRule="auto"/>
         <w:jc w:val="center"/>
       </w:pPr>
       <w:r>
@@ -19,7 +19,7 @@
     </w:p>
     <w:p>
       <w:pPr>
-        <w:spacing w:after="107" w:before="0" w:line="312" w:lineRule="auto"/>
+        <w:spacing w:after="113" w:before="0" w:line="312" w:lineRule="auto"/>
         <w:jc w:val="left"/>
         <w:pBdr>
           <w:bottom w:val="single" w:sz="14" w:space="2" w:color="24384F"/>
@@ -51,7 +51,7 @@
       </w:tblGrid>
       <w:tr>
         <w:trPr>
-          <w:trHeight w:val="483" w:hRule="atLeast"/>
+          <w:trHeight w:val="513" w:hRule="atLeast"/>
         </w:trPr>
         <w:tc>
           <w:tcPr>
@@ -222,7 +222,7 @@
     </w:tbl>
     <w:p>
       <w:pPr>
-        <w:spacing w:after="43" w:before="0" w:line="312" w:lineRule="auto"/>
+        <w:spacing w:after="45" w:before="0" w:line="312" w:lineRule="auto"/>
         <w:jc w:val="left"/>
       </w:pPr>
       <w:r>
@@ -235,7 +235,7 @@
     </w:p>
     <w:p>
       <w:pPr>
-        <w:spacing w:after="43" w:before="85" w:line="312" w:lineRule="auto"/>
+        <w:spacing w:after="45" w:before="91" w:line="312" w:lineRule="auto"/>
         <w:jc w:val="left"/>
         <w:pBdr>
           <w:bottom w:val="single" w:sz="6" w:space="2" w:color="C9D2DD"/>
@@ -276,7 +276,7 @@
       </w:tblGrid>
       <w:tr>
         <w:trPr>
-          <w:trHeight w:val="483" w:hRule="atLeast"/>
+          <w:trHeight w:val="513" w:hRule="atLeast"/>
         </w:trPr>
         <w:tc>
           <w:tcPr>
@@ -391,7 +391,7 @@
       </w:tr>
       <w:tr>
         <w:trPr>
-          <w:trHeight w:val="483" w:hRule="atLeast"/>
+          <w:trHeight w:val="513" w:hRule="atLeast"/>
         </w:trPr>
         <w:tc>
           <w:tcPr>
@@ -507,7 +507,7 @@
     </w:tbl>
     <w:p>
       <w:pPr>
-        <w:spacing w:after="43" w:before="0" w:line="312" w:lineRule="auto"/>
+        <w:spacing w:after="45" w:before="0" w:line="312" w:lineRule="auto"/>
         <w:jc w:val="left"/>
       </w:pPr>
       <w:r>
@@ -520,7 +520,7 @@
     </w:p>
     <w:p>
       <w:pPr>
-        <w:spacing w:after="43" w:before="85" w:line="312" w:lineRule="auto"/>
+        <w:spacing w:after="45" w:before="91" w:line="312" w:lineRule="auto"/>
         <w:jc w:val="left"/>
         <w:pBdr>
           <w:bottom w:val="single" w:sz="6" w:space="2" w:color="C9D2DD"/>
@@ -562,7 +562,7 @@
       </w:tblGrid>
       <w:tr>
         <w:trPr>
-          <w:trHeight w:val="543" w:hRule="atLeast"/>
+          <w:trHeight w:val="577" w:hRule="atLeast"/>
         </w:trPr>
         <w:tc>
           <w:tcPr>
@@ -712,7 +712,7 @@
       </w:tr>
       <w:tr>
         <w:trPr>
-          <w:trHeight w:val="543" w:hRule="atLeast"/>
+          <w:trHeight w:val="577" w:hRule="atLeast"/>
         </w:trPr>
         <w:tc>
           <w:tcPr>
@@ -847,7 +847,7 @@
       </w:tr>
       <w:tr>
         <w:trPr>
-          <w:trHeight w:val="543" w:hRule="atLeast"/>
+          <w:trHeight w:val="577" w:hRule="atLeast"/>
         </w:trPr>
         <w:tc>
           <w:tcPr>
@@ -982,7 +982,7 @@
       </w:tr>
       <w:tr>
         <w:trPr>
-          <w:trHeight w:val="543" w:hRule="atLeast"/>
+          <w:trHeight w:val="577" w:hRule="atLeast"/>
         </w:trPr>
         <w:tc>
           <w:tcPr>
@@ -1117,7 +1117,7 @@
       </w:tr>
       <w:tr>
         <w:trPr>
-          <w:trHeight w:val="543" w:hRule="atLeast"/>
+          <w:trHeight w:val="577" w:hRule="atLeast"/>
         </w:trPr>
         <w:tc>
           <w:tcPr>
@@ -1253,7 +1253,7 @@
     </w:tbl>
     <w:p>
       <w:pPr>
-        <w:spacing w:after="43" w:before="0" w:line="312" w:lineRule="auto"/>
+        <w:spacing w:after="45" w:before="0" w:line="312" w:lineRule="auto"/>
         <w:jc w:val="left"/>
       </w:pPr>
       <w:r>
@@ -1266,7 +1266,7 @@
     </w:p>
     <w:p>
       <w:pPr>
-        <w:spacing w:after="43" w:before="85" w:line="312" w:lineRule="auto"/>
+        <w:spacing w:after="45" w:before="91" w:line="312" w:lineRule="auto"/>
         <w:jc w:val="left"/>
         <w:pBdr>
           <w:bottom w:val="single" w:sz="6" w:space="2" w:color="C9D2DD"/>
@@ -1307,7 +1307,7 @@
       </w:tblGrid>
       <w:tr>
         <w:trPr>
-          <w:trHeight w:val="483" w:hRule="atLeast"/>
+          <w:trHeight w:val="513" w:hRule="atLeast"/>
         </w:trPr>
         <w:tc>
           <w:tcPr>
@@ -1423,7 +1423,7 @@
       </w:tr>
       <w:tr>
         <w:trPr>
-          <w:trHeight w:val="483" w:hRule="atLeast"/>
+          <w:trHeight w:val="513" w:hRule="atLeast"/>
         </w:trPr>
         <w:tc>
           <w:tcPr>
@@ -1539,7 +1539,7 @@
     </w:tbl>
     <w:p>
       <w:pPr>
-        <w:spacing w:after="43" w:before="0" w:line="312" w:lineRule="auto"/>
+        <w:spacing w:after="45" w:before="0" w:line="312" w:lineRule="auto"/>
         <w:jc w:val="left"/>
       </w:pPr>
       <w:r>
@@ -1552,7 +1552,7 @@
     </w:p>
     <w:p>
       <w:pPr>
-        <w:spacing w:after="43" w:before="0" w:line="312" w:lineRule="auto"/>
+        <w:spacing w:after="45" w:before="0" w:line="312" w:lineRule="auto"/>
         <w:jc w:val="left"/>
       </w:pPr>
       <w:r>
@@ -1578,7 +1578,7 @@
       </w:tblGrid>
       <w:tr>
         <w:trPr>
-          <w:trHeight w:val="1570" w:hRule="atLeast"/>
+          <w:trHeight w:val="1669" w:hRule="atLeast"/>
         </w:trPr>
         <w:tc>
           <w:tcPr>
@@ -1610,7 +1610,7 @@
     </w:tbl>
     <w:p>
       <w:pPr>
-        <w:spacing w:after="43" w:before="0" w:line="312" w:lineRule="auto"/>
+        <w:spacing w:after="45" w:before="0" w:line="312" w:lineRule="auto"/>
         <w:jc w:val="left"/>
       </w:pPr>
       <w:r>
@@ -1623,7 +1623,7 @@
     </w:p>
     <w:p>
       <w:pPr>
-        <w:spacing w:after="85" w:before="85" w:line="312" w:lineRule="auto"/>
+        <w:spacing w:after="91" w:before="91" w:line="312" w:lineRule="auto"/>
         <w:jc w:val="center"/>
       </w:pPr>
       <w:r>
@@ -1637,7 +1637,7 @@
     </w:p>
     <w:p>
       <w:pPr>
-        <w:spacing w:after="85" w:before="0" w:line="312" w:lineRule="auto"/>
+        <w:spacing w:after="91" w:before="0" w:line="312" w:lineRule="auto"/>
         <w:jc w:val="right"/>
       </w:pPr>
       <w:r>
@@ -1651,7 +1651,7 @@
     </w:p>
     <w:p>
       <w:pPr>
-        <w:spacing w:after="0" w:before="64" w:line="312" w:lineRule="auto"/>
+        <w:spacing w:after="0" w:before="68" w:line="312" w:lineRule="auto"/>
         <w:jc w:val="left"/>
       </w:pPr>
       <w:r>
